--- a/docs/netauto-lab-documentation.docx
+++ b/docs/netauto-lab-documentation.docx
@@ -4,24 +4,70 @@
   <w:body>
     <w:p>
       <w:pPr>
-        <w:pStyle w:val="Title"/>
+        <w:jc w:val="center"/>
       </w:pPr>
       <w:r>
+        <w:rPr>
+          <w:b/>
+          <w:sz w:val="44"/>
+        </w:rPr>
         <w:t>NetAuto Lab — Network Documentation</w:t>
       </w:r>
     </w:p>
     <w:p>
       <w:pPr>
-        <w:jc w:val="left"/>
+        <w:jc w:val="center"/>
       </w:pPr>
       <w:r>
         <w:rPr>
-          <w:i/>
-          <w:sz w:val="20"/>
+          <w:color w:val="666666"/>
+          <w:sz w:val="24"/>
         </w:rPr>
-        <w:t>Network Documentation Maker - fortinet_cli</w:t>
-        <w:br/>
-        <w:t>Generated 2026-09-12 15:47:19 by adis using netauto 0.1.0</w:t>
+        <w:t>Cisco Firepower 1010 (FTD) edge firewall + FortiSwitch 108F access switch</w:t>
+      </w:r>
+    </w:p>
+    <w:p>
+      <w:pPr>
+        <w:jc w:val="center"/>
+      </w:pPr>
+      <w:r>
+        <w:rPr>
+          <w:sz w:val="18"/>
+        </w:rPr>
+        <w:t>Generated 2026-09-12 16:04 · both devices read live from the NetAuto host on VLAN 10 · read-only</w:t>
+      </w:r>
+    </w:p>
+    <w:p/>
+    <w:p>
+      <w:pPr>
+        <w:pStyle w:val="Heading1"/>
+      </w:pPr>
+      <w:r>
+        <w:t>1  Overview</w:t>
+      </w:r>
+    </w:p>
+    <w:p>
+      <w:pPr>
+        <w:spacing w:after="120"/>
+      </w:pPr>
+      <w:r>
+        <w:t>This document describes a two-device network lab: a Cisco Firepower 1010 running Firepower Threat Defense (FTD) as the edge firewall and inter-VLAN router, and a FortiSwitch 108F running FortiSwitchOS as the access switch. It is the reference network for exercising the netauto toolkit against real, multi-vendor hardware.</w:t>
+      </w:r>
+    </w:p>
+    <w:p>
+      <w:pPr>
+        <w:spacing w:after="120"/>
+      </w:pPr>
+      <w:r>
+        <w:t>The design collapses management onto the data path. Rather than a dedicated out-of-band management network, both devices are administered in-band on VLAN 10 — the users VLAN — with access restricted to a single automation host. This keeps the physical build to two boxes and one cable between them while preserving a clear security boundary: administrative reach is limited to one address, not a whole subnet.</w:t>
+      </w:r>
+    </w:p>
+    <w:p>
+      <w:pPr>
+        <w:spacing w:after="120"/>
+      </w:pPr>
+      <w:r>
+        <w:t>The firewall carries three internal VLANs — users, servers and wifi — each in its own security zone, routed and inspected by the FTD, with wireless isolated from the wired segments in both directions. The switch presents those VLANs to endpoints and trunks them to the firewall on a single 802.1Q link.</w:t>
       </w:r>
     </w:p>
     <w:p>
@@ -29,233 +75,22 @@
         <w:pStyle w:val="Heading1"/>
       </w:pPr>
       <w:r>
-        <w:t>Scope</w:t>
-      </w:r>
-    </w:p>
-    <w:p>
-      <w:r>
-        <w:t>This document covers 1 device(s) on the fortinet_cli platform, selected from the netauto inventory. 0 could not be reached and are listed separately; their sections describe what was not collected rather than presenting an empty result as a clean one.</w:t>
-      </w:r>
-    </w:p>
-    <w:p>
-      <w:r>
-        <w:t>netauto is read-only. Nothing in this document was changed on any device, and the recommendations are proposals for your own change process.</w:t>
+        <w:t>2  Network topology</w:t>
       </w:r>
     </w:p>
     <w:p>
       <w:pPr>
-        <w:pStyle w:val="Heading1"/>
+        <w:spacing w:after="120"/>
       </w:pPr>
       <w:r>
-        <w:t>Summary of findings</w:t>
-      </w:r>
-    </w:p>
-    <w:tbl>
-      <w:tblPr>
-        <w:tblStyle w:val="TableGrid"/>
-        <w:tblW w:type="auto" w:w="0"/>
-        <w:tblLook w:firstColumn="1" w:firstRow="1" w:lastColumn="0" w:lastRow="0" w:noHBand="0" w:noVBand="1" w:val="04A0"/>
-      </w:tblPr>
-      <w:tblGrid>
-        <w:gridCol w:w="4320"/>
-        <w:gridCol w:w="4320"/>
-      </w:tblGrid>
-      <w:tr>
-        <w:tc>
-          <w:tcPr>
-            <w:tcW w:type="dxa" w:w="4320"/>
-          </w:tcPr>
-          <w:p>
-            <w:r>
-              <w:rPr>
-                <w:b/>
-              </w:rPr>
-              <w:t>Measure</w:t>
-            </w:r>
-          </w:p>
-        </w:tc>
-        <w:tc>
-          <w:tcPr>
-            <w:tcW w:type="dxa" w:w="4320"/>
-          </w:tcPr>
-          <w:p>
-            <w:r>
-              <w:rPr>
-                <w:b/>
-              </w:rPr>
-              <w:t>Count</w:t>
-            </w:r>
-          </w:p>
-        </w:tc>
-      </w:tr>
-      <w:tr>
-        <w:tc>
-          <w:tcPr>
-            <w:tcW w:type="dxa" w:w="4320"/>
-          </w:tcPr>
-          <w:p>
-            <w:r>
-              <w:t>Devices in scope</w:t>
-            </w:r>
-          </w:p>
-        </w:tc>
-        <w:tc>
-          <w:tcPr>
-            <w:tcW w:type="dxa" w:w="4320"/>
-          </w:tcPr>
-          <w:p>
-            <w:r>
-              <w:t>1</w:t>
-            </w:r>
-          </w:p>
-        </w:tc>
-      </w:tr>
-      <w:tr>
-        <w:tc>
-          <w:tcPr>
-            <w:tcW w:type="dxa" w:w="4320"/>
-          </w:tcPr>
-          <w:p>
-            <w:r>
-              <w:t>Devices reached</w:t>
-            </w:r>
-          </w:p>
-        </w:tc>
-        <w:tc>
-          <w:tcPr>
-            <w:tcW w:type="dxa" w:w="4320"/>
-          </w:tcPr>
-          <w:p>
-            <w:r>
-              <w:t>1</w:t>
-            </w:r>
-          </w:p>
-        </w:tc>
-      </w:tr>
-      <w:tr>
-        <w:tc>
-          <w:tcPr>
-            <w:tcW w:type="dxa" w:w="4320"/>
-          </w:tcPr>
-          <w:p>
-            <w:r>
-              <w:t>Unreachable</w:t>
-            </w:r>
-          </w:p>
-        </w:tc>
-        <w:tc>
-          <w:tcPr>
-            <w:tcW w:type="dxa" w:w="4320"/>
-          </w:tcPr>
-          <w:p>
-            <w:r>
-              <w:t>0</w:t>
-            </w:r>
-          </w:p>
-        </w:tc>
-      </w:tr>
-      <w:tr>
-        <w:tc>
-          <w:tcPr>
-            <w:tcW w:type="dxa" w:w="4320"/>
-          </w:tcPr>
-          <w:p>
-            <w:r>
-              <w:t>Checks passed</w:t>
-            </w:r>
-          </w:p>
-        </w:tc>
-        <w:tc>
-          <w:tcPr>
-            <w:tcW w:type="dxa" w:w="4320"/>
-          </w:tcPr>
-          <w:p>
-            <w:r>
-              <w:t>8</w:t>
-            </w:r>
-          </w:p>
-        </w:tc>
-      </w:tr>
-      <w:tr>
-        <w:tc>
-          <w:tcPr>
-            <w:tcW w:type="dxa" w:w="4320"/>
-          </w:tcPr>
-          <w:p>
-            <w:r>
-              <w:t>Findings needing attention</w:t>
-            </w:r>
-          </w:p>
-        </w:tc>
-        <w:tc>
-          <w:tcPr>
-            <w:tcW w:type="dxa" w:w="4320"/>
-          </w:tcPr>
-          <w:p>
-            <w:r>
-              <w:t>0</w:t>
-            </w:r>
-          </w:p>
-        </w:tc>
-      </w:tr>
-      <w:tr>
-        <w:tc>
-          <w:tcPr>
-            <w:tcW w:type="dxa" w:w="4320"/>
-          </w:tcPr>
-          <w:p>
-            <w:r>
-              <w:t xml:space="preserve">  of which critical</w:t>
-            </w:r>
-          </w:p>
-        </w:tc>
-        <w:tc>
-          <w:tcPr>
-            <w:tcW w:type="dxa" w:w="4320"/>
-          </w:tcPr>
-          <w:p>
-            <w:r>
-              <w:t>0</w:t>
-            </w:r>
-          </w:p>
-        </w:tc>
-      </w:tr>
-      <w:tr>
-        <w:tc>
-          <w:tcPr>
-            <w:tcW w:type="dxa" w:w="4320"/>
-          </w:tcPr>
-          <w:p>
-            <w:r>
-              <w:t xml:space="preserve">  of which high</w:t>
-            </w:r>
-          </w:p>
-        </w:tc>
-        <w:tc>
-          <w:tcPr>
-            <w:tcW w:type="dxa" w:w="4320"/>
-          </w:tcPr>
-          <w:p>
-            <w:r>
-              <w:t>0</w:t>
-            </w:r>
-          </w:p>
-        </w:tc>
-      </w:tr>
-    </w:tbl>
-    <w:p>
-      <w:pPr>
-        <w:pStyle w:val="Heading1"/>
-      </w:pPr>
-      <w:r>
-        <w:t>Network topology</w:t>
+        <w:t>Traffic flows vertically: the internet arrives via a cable modem on the firewall's outside interface (Ethernet1/1, DHCP); internal VLANs hang off the switch and reach the internet through the firewall with dynamic PAT. A single 802.1Q trunk between the firewall's Ethernet1/8 and the switch's port1 carries all three VLANs.</w:t>
       </w:r>
     </w:p>
     <w:p>
       <w:r>
         <w:drawing>
           <wp:inline xmlns:a="http://schemas.openxmlformats.org/drawingml/2006/main" xmlns:pic="http://schemas.openxmlformats.org/drawingml/2006/picture">
-            <wp:extent cx="5486400" cy="1828800"/>
+            <wp:extent cx="6035040" cy="4211596"/>
             <wp:docPr id="1" name="Picture 1"/>
             <wp:cNvGraphicFramePr>
               <a:graphicFrameLocks noChangeAspect="1"/>
@@ -264,7 +99,7 @@
               <a:graphicData uri="http://schemas.openxmlformats.org/drawingml/2006/picture">
                 <pic:pic>
                   <pic:nvPicPr>
-                    <pic:cNvPr id="0" name="image.png"/>
+                    <pic:cNvPr id="0" name="netauto-lab-topology.png"/>
                     <pic:cNvPicPr/>
                   </pic:nvPicPr>
                   <pic:blipFill>
@@ -276,7 +111,7 @@
                   <pic:spPr>
                     <a:xfrm>
                       <a:off x="0" y="0"/>
-                      <a:ext cx="5486400" cy="1828800"/>
+                      <a:ext cx="6035040" cy="4211596"/>
                     </a:xfrm>
                     <a:prstGeom prst="rect"/>
                   </pic:spPr>
@@ -288,17 +123,14 @@
       </w:r>
     </w:p>
     <w:p>
+      <w:pPr>
+        <w:jc w:val="center"/>
+      </w:pPr>
       <w:r>
         <w:rPr>
-          <w:i/>
           <w:sz w:val="18"/>
         </w:rPr>
-        <w:t>Collected 2026-09-12 15:47 CEST. Solid lines are links both ends reported; dashed lines were reported by one end only. Hollow boxes were seen over LLDP but are not in the inventory.</w:t>
-      </w:r>
-    </w:p>
-    <w:p>
-      <w:r>
-        <w:t>Devices that contributed no neighbour data: fsw-access-01 (fortinet_cli exposes no LLDP/CDP table through netauto)</w:t>
+        <w:t>Figure 1 — Lab topology. Editable source: docs/netauto-lab-topology.drawio</w:t>
       </w:r>
     </w:p>
     <w:p>
@@ -306,99 +138,93 @@
         <w:pStyle w:val="Heading1"/>
       </w:pPr>
       <w:r>
-        <w:t>Device inventory</w:t>
+        <w:t>3  Addressing and VLANs</w:t>
+      </w:r>
+    </w:p>
+    <w:p>
+      <w:pPr>
+        <w:spacing w:after="120"/>
+      </w:pPr>
+      <w:r>
+        <w:t>Data VLANs sit inside 10.10.0.0/18; the third octet matches the VLAN ID so an address reads without a lookup. The firewall is the default gateway for every data VLAN. Management shares VLAN 10.</w:t>
       </w:r>
     </w:p>
     <w:tbl>
       <w:tblPr>
-        <w:tblStyle w:val="TableGrid"/>
+        <w:tblStyle w:val="LightGrid-Accent1"/>
         <w:tblW w:type="auto" w:w="0"/>
         <w:tblLook w:firstColumn="1" w:firstRow="1" w:lastColumn="0" w:lastRow="0" w:noHBand="0" w:noVBand="1" w:val="04A0"/>
       </w:tblPr>
       <w:tblGrid>
-        <w:gridCol w:w="1440"/>
-        <w:gridCol w:w="1440"/>
-        <w:gridCol w:w="1440"/>
-        <w:gridCol w:w="1440"/>
-        <w:gridCol w:w="1440"/>
-        <w:gridCol w:w="1440"/>
+        <w:gridCol w:w="1728"/>
+        <w:gridCol w:w="1728"/>
+        <w:gridCol w:w="1728"/>
+        <w:gridCol w:w="1728"/>
+        <w:gridCol w:w="1728"/>
       </w:tblGrid>
       <w:tr>
         <w:tc>
           <w:tcPr>
-            <w:tcW w:type="dxa" w:w="1440"/>
+            <w:tcW w:type="dxa" w:w="1728"/>
           </w:tcPr>
           <w:p>
             <w:r>
               <w:rPr>
                 <w:b/>
               </w:rPr>
-              <w:t>Device</w:t>
+              <w:t>VLAN</w:t>
             </w:r>
           </w:p>
         </w:tc>
         <w:tc>
           <w:tcPr>
-            <w:tcW w:type="dxa" w:w="1440"/>
+            <w:tcW w:type="dxa" w:w="1728"/>
           </w:tcPr>
           <w:p>
             <w:r>
               <w:rPr>
                 <w:b/>
               </w:rPr>
-              <w:t>Platform</w:t>
+              <w:t>Name</w:t>
             </w:r>
           </w:p>
         </w:tc>
         <w:tc>
           <w:tcPr>
-            <w:tcW w:type="dxa" w:w="1440"/>
+            <w:tcW w:type="dxa" w:w="1728"/>
           </w:tcPr>
           <w:p>
             <w:r>
               <w:rPr>
                 <w:b/>
               </w:rPr>
-              <w:t>Vendor</w:t>
+              <w:t>Subnet</w:t>
             </w:r>
           </w:p>
         </w:tc>
         <w:tc>
           <w:tcPr>
-            <w:tcW w:type="dxa" w:w="1440"/>
+            <w:tcW w:type="dxa" w:w="1728"/>
           </w:tcPr>
           <w:p>
             <w:r>
               <w:rPr>
                 <w:b/>
               </w:rPr>
-              <w:t>Model</w:t>
+              <w:t>Gateway (FTD)</w:t>
             </w:r>
           </w:p>
         </w:tc>
         <w:tc>
           <w:tcPr>
-            <w:tcW w:type="dxa" w:w="1440"/>
+            <w:tcW w:type="dxa" w:w="1728"/>
           </w:tcPr>
           <w:p>
             <w:r>
               <w:rPr>
                 <w:b/>
               </w:rPr>
-              <w:t>OS version</w:t>
-            </w:r>
-          </w:p>
-        </w:tc>
-        <w:tc>
-          <w:tcPr>
-            <w:tcW w:type="dxa" w:w="1440"/>
-          </w:tcPr>
-          <w:p>
-            <w:r>
-              <w:rPr>
-                <w:b/>
-              </w:rPr>
-              <w:t>Serial</w:t>
+              <w:t>Client addressing</w:t>
             </w:r>
           </w:p>
         </w:tc>
@@ -406,156 +232,227 @@
       <w:tr>
         <w:tc>
           <w:tcPr>
-            <w:tcW w:type="dxa" w:w="1440"/>
+            <w:tcW w:type="dxa" w:w="1728"/>
           </w:tcPr>
           <w:p>
             <w:r>
-              <w:t>fsw-access-01</w:t>
+              <w:t>10</w:t>
             </w:r>
           </w:p>
         </w:tc>
         <w:tc>
           <w:tcPr>
-            <w:tcW w:type="dxa" w:w="1440"/>
+            <w:tcW w:type="dxa" w:w="1728"/>
           </w:tcPr>
           <w:p>
             <w:r>
-              <w:t>fortinet_cli</w:t>
+              <w:t>Users + management</w:t>
             </w:r>
           </w:p>
         </w:tc>
         <w:tc>
           <w:tcPr>
-            <w:tcW w:type="dxa" w:w="1440"/>
+            <w:tcW w:type="dxa" w:w="1728"/>
           </w:tcPr>
           <w:p>
             <w:r>
-              <w:t>Fortinet</w:t>
+              <w:t>10.10.10.0/24</w:t>
             </w:r>
           </w:p>
         </w:tc>
         <w:tc>
           <w:tcPr>
-            <w:tcW w:type="dxa" w:w="1440"/>
+            <w:tcW w:type="dxa" w:w="1728"/>
           </w:tcPr>
           <w:p>
             <w:r>
-              <w:t>FortiSwitch-108F</w:t>
+              <w:t>10.10.10.1</w:t>
             </w:r>
           </w:p>
         </w:tc>
         <w:tc>
           <w:tcPr>
-            <w:tcW w:type="dxa" w:w="1440"/>
+            <w:tcW w:type="dxa" w:w="1728"/>
           </w:tcPr>
           <w:p>
             <w:r>
-              <w:t>7.2.7</w:t>
+              <w:t>DHCP .100–.200</w:t>
+            </w:r>
+          </w:p>
+        </w:tc>
+      </w:tr>
+      <w:tr>
+        <w:tc>
+          <w:tcPr>
+            <w:tcW w:type="dxa" w:w="1728"/>
+          </w:tcPr>
+          <w:p>
+            <w:r>
+              <w:t>20</w:t>
             </w:r>
           </w:p>
         </w:tc>
         <w:tc>
           <w:tcPr>
-            <w:tcW w:type="dxa" w:w="1440"/>
+            <w:tcW w:type="dxa" w:w="1728"/>
           </w:tcPr>
           <w:p>
             <w:r>
-              <w:t>(redacted)</w:t>
+              <w:t>Servers</w:t>
+            </w:r>
+          </w:p>
+        </w:tc>
+        <w:tc>
+          <w:tcPr>
+            <w:tcW w:type="dxa" w:w="1728"/>
+          </w:tcPr>
+          <w:p>
+            <w:r>
+              <w:t>10.10.20.0/24</w:t>
+            </w:r>
+          </w:p>
+        </w:tc>
+        <w:tc>
+          <w:tcPr>
+            <w:tcW w:type="dxa" w:w="1728"/>
+          </w:tcPr>
+          <w:p>
+            <w:r>
+              <w:t>10.10.20.1</w:t>
+            </w:r>
+          </w:p>
+        </w:tc>
+        <w:tc>
+          <w:tcPr>
+            <w:tcW w:type="dxa" w:w="1728"/>
+          </w:tcPr>
+          <w:p>
+            <w:r>
+              <w:t>Static</w:t>
+            </w:r>
+          </w:p>
+        </w:tc>
+      </w:tr>
+      <w:tr>
+        <w:tc>
+          <w:tcPr>
+            <w:tcW w:type="dxa" w:w="1728"/>
+          </w:tcPr>
+          <w:p>
+            <w:r>
+              <w:t>30</w:t>
+            </w:r>
+          </w:p>
+        </w:tc>
+        <w:tc>
+          <w:tcPr>
+            <w:tcW w:type="dxa" w:w="1728"/>
+          </w:tcPr>
+          <w:p>
+            <w:r>
+              <w:t>WiFi</w:t>
+            </w:r>
+          </w:p>
+        </w:tc>
+        <w:tc>
+          <w:tcPr>
+            <w:tcW w:type="dxa" w:w="1728"/>
+          </w:tcPr>
+          <w:p>
+            <w:r>
+              <w:t>10.10.30.0/24</w:t>
+            </w:r>
+          </w:p>
+        </w:tc>
+        <w:tc>
+          <w:tcPr>
+            <w:tcW w:type="dxa" w:w="1728"/>
+          </w:tcPr>
+          <w:p>
+            <w:r>
+              <w:t>10.10.30.1</w:t>
+            </w:r>
+          </w:p>
+        </w:tc>
+        <w:tc>
+          <w:tcPr>
+            <w:tcW w:type="dxa" w:w="1728"/>
+          </w:tcPr>
+          <w:p>
+            <w:r>
+              <w:t>DHCP .100–.200</w:t>
+            </w:r>
+          </w:p>
+        </w:tc>
+      </w:tr>
+      <w:tr>
+        <w:tc>
+          <w:tcPr>
+            <w:tcW w:type="dxa" w:w="1728"/>
+          </w:tcPr>
+          <w:p>
+            <w:r>
+              <w:t>1</w:t>
+            </w:r>
+          </w:p>
+        </w:tc>
+        <w:tc>
+          <w:tcPr>
+            <w:tcW w:type="dxa" w:w="1728"/>
+          </w:tcPr>
+          <w:p>
+            <w:r>
+              <w:t>Native (trunk)</w:t>
+            </w:r>
+          </w:p>
+        </w:tc>
+        <w:tc>
+          <w:tcPr>
+            <w:tcW w:type="dxa" w:w="1728"/>
+          </w:tcPr>
+          <w:p>
+            <w:r>
+              <w:t>—</w:t>
+            </w:r>
+          </w:p>
+        </w:tc>
+        <w:tc>
+          <w:tcPr>
+            <w:tcW w:type="dxa" w:w="1728"/>
+          </w:tcPr>
+          <w:p>
+            <w:r>
+              <w:t>—</w:t>
+            </w:r>
+          </w:p>
+        </w:tc>
+        <w:tc>
+          <w:tcPr>
+            <w:tcW w:type="dxa" w:w="1728"/>
+          </w:tcPr>
+          <w:p>
+            <w:r>
+              <w:t>carries nothing; untagged frames dropped</w:t>
             </w:r>
           </w:p>
         </w:tc>
       </w:tr>
     </w:tbl>
+    <w:p/>
     <w:p>
       <w:pPr>
         <w:pStyle w:val="Heading1"/>
       </w:pPr>
       <w:r>
-        <w:t>Recommended improvements</w:t>
-      </w:r>
-    </w:p>
-    <w:p>
-      <w:r>
-        <w:t>Every applicable rule passed on every device reached. The rules evaluated are listed in the appendix.</w:t>
+        <w:t>4  Cisco Firepower 1010 (FTD) — edge firewall</w:t>
       </w:r>
     </w:p>
     <w:p>
       <w:pPr>
-        <w:pStyle w:val="Heading1"/>
+        <w:spacing w:after="120"/>
       </w:pPr>
       <w:r>
-        <w:t>Appendix: what was collected</w:t>
-      </w:r>
-    </w:p>
-    <w:p>
-      <w:r>
-        <w:t>Read-only commands run on each device:</w:t>
-      </w:r>
-    </w:p>
-    <w:p>
-      <w:pPr>
-        <w:pStyle w:val="ListBullet"/>
-      </w:pPr>
-      <w:r>
-        <w:t>diagnose sys uptime</w:t>
-      </w:r>
-    </w:p>
-    <w:p>
-      <w:pPr>
-        <w:pStyle w:val="ListBullet"/>
-      </w:pPr>
-      <w:r>
-        <w:t>get router info routing-table all</w:t>
-      </w:r>
-    </w:p>
-    <w:p>
-      <w:pPr>
-        <w:pStyle w:val="ListBullet"/>
-      </w:pPr>
-      <w:r>
-        <w:t>get system ha status</w:t>
-      </w:r>
-    </w:p>
-    <w:p>
-      <w:pPr>
-        <w:pStyle w:val="ListBullet"/>
-      </w:pPr>
-      <w:r>
-        <w:t>get system interface</w:t>
-      </w:r>
-    </w:p>
-    <w:p>
-      <w:pPr>
-        <w:pStyle w:val="ListBullet"/>
-      </w:pPr>
-      <w:r>
-        <w:t>get system status</w:t>
-      </w:r>
-    </w:p>
-    <w:p>
-      <w:pPr>
-        <w:pStyle w:val="ListBullet"/>
-      </w:pPr>
-      <w:r>
-        <w:t>show full-configuration</w:t>
-      </w:r>
-    </w:p>
-    <w:p>
-      <w:r>
-        <w:br w:type="page"/>
-      </w:r>
-    </w:p>
-    <w:p>
-      <w:pPr>
-        <w:pStyle w:val="Heading1"/>
-      </w:pPr>
-      <w:r>
-        <w:t>Cisco Firepower 1010 (FTD) — deployed data plane</w:t>
-      </w:r>
-    </w:p>
-    <w:p>
-      <w:r>
-        <w:t>Not managed by netauto (no FTD driver). Configured via the FDM REST API and read back live over the in-band VLAN-10 management path (https://10.10.10.1) for this document. FTD 7.0.1-84, hostname ftd-edge-01, routed mode, local FDM management. 0 pending changes (0 = fully deployed).</w:t>
+        <w:t>Model Cisco Firepower 1010 Threat Defense, software FTD 7.0.1-84, hostname ftd-edge-01, routed mode, managed on-box by Firepower Device Manager (FDM). netauto has no FTD driver, so the firewall is not in the inventory and is not audited by the toolkit; its configuration was applied through the FDM REST API and is read back here over that same API.</w:t>
       </w:r>
     </w:p>
     <w:p>
@@ -563,7 +460,15 @@
         <w:pStyle w:val="Heading2"/>
       </w:pPr>
       <w:r>
-        <w:t>Interfaces</w:t>
+        <w:t>4.1  Interfaces and the hardware switch</w:t>
+      </w:r>
+    </w:p>
+    <w:p>
+      <w:pPr>
+        <w:spacing w:after="120"/>
+      </w:pPr>
+      <w:r>
+        <w:t>The 1010 has a built-in hardware switch. Ethernet1/1 is a routed firewall interface (the WAN); Ethernet1/8 is configured as an 802.1Q trunk; the remaining data ports are disabled. Layer-3 for each internal VLAN is provided by a VLAN interface (SVI).</w:t>
       </w:r>
     </w:p>
     <w:tbl>
@@ -585,7 +490,10 @@
           </w:tcPr>
           <w:p>
             <w:r>
-              <w:t>Hardware</w:t>
+              <w:rPr>
+                <w:b/>
+              </w:rPr>
+              <w:t>Interface</w:t>
             </w:r>
           </w:p>
         </w:tc>
@@ -595,7 +503,10 @@
           </w:tcPr>
           <w:p>
             <w:r>
-              <w:t>Name</w:t>
+              <w:rPr>
+                <w:b/>
+              </w:rPr>
+              <w:t>Logical name</w:t>
             </w:r>
           </w:p>
         </w:tc>
@@ -605,7 +516,10 @@
           </w:tcPr>
           <w:p>
             <w:r>
-              <w:t>Enabled</w:t>
+              <w:rPr>
+                <w:b/>
+              </w:rPr>
+              <w:t>State</w:t>
             </w:r>
           </w:p>
         </w:tc>
@@ -615,7 +529,10 @@
           </w:tcPr>
           <w:p>
             <w:r>
-              <w:t>Role / IP</w:t>
+              <w:rPr>
+                <w:b/>
+              </w:rPr>
+              <w:t>Role</w:t>
             </w:r>
           </w:p>
         </w:tc>
@@ -647,7 +564,7 @@
           </w:tcPr>
           <w:p>
             <w:r>
-              <w:t>yes</w:t>
+              <w:t>enabled</w:t>
             </w:r>
           </w:p>
         </w:tc>
@@ -689,7 +606,7 @@
           </w:tcPr>
           <w:p>
             <w:r>
-              <w:t>yes</w:t>
+              <w:t>enabled</w:t>
             </w:r>
           </w:p>
         </w:tc>
@@ -721,7 +638,7 @@
           </w:tcPr>
           <w:p>
             <w:r>
-              <w:t>-</w:t>
+              <w:t>—</w:t>
             </w:r>
           </w:p>
         </w:tc>
@@ -740,7 +657,9 @@
             <w:tcW w:type="dxa" w:w="2160"/>
           </w:tcPr>
           <w:p>
-            <w:r/>
+            <w:r>
+              <w:t>—</w:t>
+            </w:r>
           </w:p>
         </w:tc>
       </w:tr>
@@ -761,7 +680,7 @@
           </w:tcPr>
           <w:p>
             <w:r>
-              <w:t>-</w:t>
+              <w:t>—</w:t>
             </w:r>
           </w:p>
         </w:tc>
@@ -780,7 +699,9 @@
             <w:tcW w:type="dxa" w:w="2160"/>
           </w:tcPr>
           <w:p>
-            <w:r/>
+            <w:r>
+              <w:t>—</w:t>
+            </w:r>
           </w:p>
         </w:tc>
       </w:tr>
@@ -801,7 +722,7 @@
           </w:tcPr>
           <w:p>
             <w:r>
-              <w:t>-</w:t>
+              <w:t>—</w:t>
             </w:r>
           </w:p>
         </w:tc>
@@ -820,7 +741,9 @@
             <w:tcW w:type="dxa" w:w="2160"/>
           </w:tcPr>
           <w:p>
-            <w:r/>
+            <w:r>
+              <w:t>—</w:t>
+            </w:r>
           </w:p>
         </w:tc>
       </w:tr>
@@ -841,7 +764,7 @@
           </w:tcPr>
           <w:p>
             <w:r>
-              <w:t>-</w:t>
+              <w:t>—</w:t>
             </w:r>
           </w:p>
         </w:tc>
@@ -860,7 +783,9 @@
             <w:tcW w:type="dxa" w:w="2160"/>
           </w:tcPr>
           <w:p>
-            <w:r/>
+            <w:r>
+              <w:t>—</w:t>
+            </w:r>
           </w:p>
         </w:tc>
       </w:tr>
@@ -881,7 +806,7 @@
           </w:tcPr>
           <w:p>
             <w:r>
-              <w:t>-</w:t>
+              <w:t>—</w:t>
             </w:r>
           </w:p>
         </w:tc>
@@ -891,7 +816,7 @@
           </w:tcPr>
           <w:p>
             <w:r>
-              <w:t>yes</w:t>
+              <w:t>enabled</w:t>
             </w:r>
           </w:p>
         </w:tc>
@@ -901,7 +826,7 @@
           </w:tcPr>
           <w:p>
             <w:r>
-              <w:t>TRUNK native=inside tagged=wifi,servers,users</w:t>
+              <w:t>TRUNK — native VLAN1, tagged wifi,servers,users</w:t>
             </w:r>
           </w:p>
         </w:tc>
@@ -923,7 +848,7 @@
           </w:tcPr>
           <w:p>
             <w:r>
-              <w:t>-</w:t>
+              <w:t>—</w:t>
             </w:r>
           </w:p>
         </w:tc>
@@ -942,7 +867,9 @@
             <w:tcW w:type="dxa" w:w="2160"/>
           </w:tcPr>
           <w:p>
-            <w:r/>
+            <w:r>
+              <w:t>—</w:t>
+            </w:r>
           </w:p>
         </w:tc>
       </w:tr>
@@ -963,7 +890,7 @@
           </w:tcPr>
           <w:p>
             <w:r>
-              <w:t>-</w:t>
+              <w:t>—</w:t>
             </w:r>
           </w:p>
         </w:tc>
@@ -982,14 +909,106 @@
             <w:tcW w:type="dxa" w:w="2160"/>
           </w:tcPr>
           <w:p>
-            <w:r/>
+            <w:r>
+              <w:t>—</w:t>
+            </w:r>
+          </w:p>
+        </w:tc>
+      </w:tr>
+    </w:tbl>
+    <w:p/>
+    <w:p>
+      <w:pPr>
+        <w:pStyle w:val="Heading2"/>
+      </w:pPr>
+      <w:r>
+        <w:t>4.2  VLAN interfaces (routing)</w:t>
+      </w:r>
+    </w:p>
+    <w:tbl>
+      <w:tblPr>
+        <w:tblStyle w:val="LightGrid-Accent1"/>
+        <w:tblW w:type="auto" w:w="0"/>
+        <w:tblLook w:firstColumn="1" w:firstRow="1" w:lastColumn="0" w:lastRow="0" w:noHBand="0" w:noVBand="1" w:val="04A0"/>
+      </w:tblPr>
+      <w:tblGrid>
+        <w:gridCol w:w="1728"/>
+        <w:gridCol w:w="1728"/>
+        <w:gridCol w:w="1728"/>
+        <w:gridCol w:w="1728"/>
+        <w:gridCol w:w="1728"/>
+      </w:tblGrid>
+      <w:tr>
+        <w:tc>
+          <w:tcPr>
+            <w:tcW w:type="dxa" w:w="1728"/>
+          </w:tcPr>
+          <w:p>
+            <w:r>
+              <w:rPr>
+                <w:b/>
+              </w:rPr>
+              <w:t>Interface</w:t>
+            </w:r>
+          </w:p>
+        </w:tc>
+        <w:tc>
+          <w:tcPr>
+            <w:tcW w:type="dxa" w:w="1728"/>
+          </w:tcPr>
+          <w:p>
+            <w:r>
+              <w:rPr>
+                <w:b/>
+              </w:rPr>
+              <w:t>Name</w:t>
+            </w:r>
+          </w:p>
+        </w:tc>
+        <w:tc>
+          <w:tcPr>
+            <w:tcW w:type="dxa" w:w="1728"/>
+          </w:tcPr>
+          <w:p>
+            <w:r>
+              <w:rPr>
+                <w:b/>
+              </w:rPr>
+              <w:t>VLAN</w:t>
+            </w:r>
+          </w:p>
+        </w:tc>
+        <w:tc>
+          <w:tcPr>
+            <w:tcW w:type="dxa" w:w="1728"/>
+          </w:tcPr>
+          <w:p>
+            <w:r>
+              <w:rPr>
+                <w:b/>
+              </w:rPr>
+              <w:t>IP address</w:t>
+            </w:r>
+          </w:p>
+        </w:tc>
+        <w:tc>
+          <w:tcPr>
+            <w:tcW w:type="dxa" w:w="1728"/>
+          </w:tcPr>
+          <w:p>
+            <w:r>
+              <w:rPr>
+                <w:b/>
+              </w:rPr>
+              <w:t>Zone</w:t>
+            </w:r>
           </w:p>
         </w:tc>
       </w:tr>
       <w:tr>
         <w:tc>
           <w:tcPr>
-            <w:tcW w:type="dxa" w:w="2160"/>
+            <w:tcW w:type="dxa" w:w="1728"/>
           </w:tcPr>
           <w:p>
             <w:r>
@@ -999,7 +1018,7 @@
         </w:tc>
         <w:tc>
           <w:tcPr>
-            <w:tcW w:type="dxa" w:w="2160"/>
+            <w:tcW w:type="dxa" w:w="1728"/>
           </w:tcPr>
           <w:p>
             <w:r>
@@ -1009,17 +1028,17 @@
         </w:tc>
         <w:tc>
           <w:tcPr>
-            <w:tcW w:type="dxa" w:w="2160"/>
+            <w:tcW w:type="dxa" w:w="1728"/>
           </w:tcPr>
           <w:p>
             <w:r>
-              <w:t>yes</w:t>
+              <w:t>1</w:t>
             </w:r>
           </w:p>
         </w:tc>
         <w:tc>
           <w:tcPr>
-            <w:tcW w:type="dxa" w:w="2160"/>
+            <w:tcW w:type="dxa" w:w="1728"/>
           </w:tcPr>
           <w:p>
             <w:r>
@@ -1027,11 +1046,21 @@
             </w:r>
           </w:p>
         </w:tc>
+        <w:tc>
+          <w:tcPr>
+            <w:tcW w:type="dxa" w:w="1728"/>
+          </w:tcPr>
+          <w:p>
+            <w:r>
+              <w:t>—</w:t>
+            </w:r>
+          </w:p>
+        </w:tc>
       </w:tr>
       <w:tr>
         <w:tc>
           <w:tcPr>
-            <w:tcW w:type="dxa" w:w="2160"/>
+            <w:tcW w:type="dxa" w:w="1728"/>
           </w:tcPr>
           <w:p>
             <w:r>
@@ -1041,7 +1070,7 @@
         </w:tc>
         <w:tc>
           <w:tcPr>
-            <w:tcW w:type="dxa" w:w="2160"/>
+            <w:tcW w:type="dxa" w:w="1728"/>
           </w:tcPr>
           <w:p>
             <w:r>
@@ -1051,17 +1080,17 @@
         </w:tc>
         <w:tc>
           <w:tcPr>
-            <w:tcW w:type="dxa" w:w="2160"/>
+            <w:tcW w:type="dxa" w:w="1728"/>
           </w:tcPr>
           <w:p>
             <w:r>
-              <w:t>yes</w:t>
+              <w:t>20</w:t>
             </w:r>
           </w:p>
         </w:tc>
         <w:tc>
           <w:tcPr>
-            <w:tcW w:type="dxa" w:w="2160"/>
+            <w:tcW w:type="dxa" w:w="1728"/>
           </w:tcPr>
           <w:p>
             <w:r>
@@ -1069,11 +1098,21 @@
             </w:r>
           </w:p>
         </w:tc>
+        <w:tc>
+          <w:tcPr>
+            <w:tcW w:type="dxa" w:w="1728"/>
+          </w:tcPr>
+          <w:p>
+            <w:r>
+              <w:t>servers-zone</w:t>
+            </w:r>
+          </w:p>
+        </w:tc>
       </w:tr>
       <w:tr>
         <w:tc>
           <w:tcPr>
-            <w:tcW w:type="dxa" w:w="2160"/>
+            <w:tcW w:type="dxa" w:w="1728"/>
           </w:tcPr>
           <w:p>
             <w:r>
@@ -1083,7 +1122,7 @@
         </w:tc>
         <w:tc>
           <w:tcPr>
-            <w:tcW w:type="dxa" w:w="2160"/>
+            <w:tcW w:type="dxa" w:w="1728"/>
           </w:tcPr>
           <w:p>
             <w:r>
@@ -1093,17 +1132,17 @@
         </w:tc>
         <w:tc>
           <w:tcPr>
-            <w:tcW w:type="dxa" w:w="2160"/>
+            <w:tcW w:type="dxa" w:w="1728"/>
           </w:tcPr>
           <w:p>
             <w:r>
-              <w:t>yes</w:t>
+              <w:t>10</w:t>
             </w:r>
           </w:p>
         </w:tc>
         <w:tc>
           <w:tcPr>
-            <w:tcW w:type="dxa" w:w="2160"/>
+            <w:tcW w:type="dxa" w:w="1728"/>
           </w:tcPr>
           <w:p>
             <w:r>
@@ -1111,11 +1150,21 @@
             </w:r>
           </w:p>
         </w:tc>
+        <w:tc>
+          <w:tcPr>
+            <w:tcW w:type="dxa" w:w="1728"/>
+          </w:tcPr>
+          <w:p>
+            <w:r>
+              <w:t>users-zone</w:t>
+            </w:r>
+          </w:p>
+        </w:tc>
       </w:tr>
       <w:tr>
         <w:tc>
           <w:tcPr>
-            <w:tcW w:type="dxa" w:w="2160"/>
+            <w:tcW w:type="dxa" w:w="1728"/>
           </w:tcPr>
           <w:p>
             <w:r>
@@ -1125,7 +1174,7 @@
         </w:tc>
         <w:tc>
           <w:tcPr>
-            <w:tcW w:type="dxa" w:w="2160"/>
+            <w:tcW w:type="dxa" w:w="1728"/>
           </w:tcPr>
           <w:p>
             <w:r>
@@ -1135,17 +1184,17 @@
         </w:tc>
         <w:tc>
           <w:tcPr>
-            <w:tcW w:type="dxa" w:w="2160"/>
+            <w:tcW w:type="dxa" w:w="1728"/>
           </w:tcPr>
           <w:p>
             <w:r>
-              <w:t>yes</w:t>
+              <w:t>30</w:t>
             </w:r>
           </w:p>
         </w:tc>
         <w:tc>
           <w:tcPr>
-            <w:tcW w:type="dxa" w:w="2160"/>
+            <w:tcW w:type="dxa" w:w="1728"/>
           </w:tcPr>
           <w:p>
             <w:r>
@@ -1153,14 +1202,33 @@
             </w:r>
           </w:p>
         </w:tc>
+        <w:tc>
+          <w:tcPr>
+            <w:tcW w:type="dxa" w:w="1728"/>
+          </w:tcPr>
+          <w:p>
+            <w:r>
+              <w:t>wifi-zone</w:t>
+            </w:r>
+          </w:p>
+        </w:tc>
       </w:tr>
     </w:tbl>
+    <w:p/>
     <w:p>
       <w:pPr>
         <w:pStyle w:val="Heading2"/>
       </w:pPr>
       <w:r>
-        <w:t>Security zones</w:t>
+        <w:t>4.3  Security zones</w:t>
+      </w:r>
+    </w:p>
+    <w:p>
+      <w:pPr>
+        <w:spacing w:after="120"/>
+      </w:pPr>
+      <w:r>
+        <w:t>Zones are what the access policy matches on — one VLAN per zone, so policy never silently merges two segments.</w:t>
       </w:r>
     </w:p>
     <w:tbl>
@@ -1180,6 +1248,9 @@
           </w:tcPr>
           <w:p>
             <w:r>
+              <w:rPr>
+                <w:b/>
+              </w:rPr>
               <w:t>Zone</w:t>
             </w:r>
           </w:p>
@@ -1190,6 +1261,9 @@
           </w:tcPr>
           <w:p>
             <w:r>
+              <w:rPr>
+                <w:b/>
+              </w:rPr>
               <w:t>Interfaces</w:t>
             </w:r>
           </w:p>
@@ -1284,12 +1358,21 @@
         </w:tc>
       </w:tr>
     </w:tbl>
+    <w:p/>
     <w:p>
       <w:pPr>
         <w:pStyle w:val="Heading2"/>
       </w:pPr>
       <w:r>
-        <w:t>Access control policy (in order)</w:t>
+        <w:t>4.4  Access control policy</w:t>
+      </w:r>
+    </w:p>
+    <w:p>
+      <w:pPr>
+        <w:spacing w:after="120"/>
+      </w:pPr>
+      <w:r>
+        <w:t>The default action is block. Rules evaluate top to bottom, first match wins. The two block rules at the top state WiFi isolation explicitly — redundant against the default deny, but they give named, hit-countable rules for an audit rather than an invisible implicit drop. The permit rules then allow users↔servers and every VLAN out to the internet.</w:t>
       </w:r>
     </w:p>
     <w:tbl>
@@ -1312,6 +1395,9 @@
           </w:tcPr>
           <w:p>
             <w:r>
+              <w:rPr>
+                <w:b/>
+              </w:rPr>
               <w:t>#</w:t>
             </w:r>
           </w:p>
@@ -1322,6 +1408,9 @@
           </w:tcPr>
           <w:p>
             <w:r>
+              <w:rPr>
+                <w:b/>
+              </w:rPr>
               <w:t>Rule</w:t>
             </w:r>
           </w:p>
@@ -1332,6 +1421,9 @@
           </w:tcPr>
           <w:p>
             <w:r>
+              <w:rPr>
+                <w:b/>
+              </w:rPr>
               <w:t>Action</w:t>
             </w:r>
           </w:p>
@@ -1342,6 +1434,9 @@
           </w:tcPr>
           <w:p>
             <w:r>
+              <w:rPr>
+                <w:b/>
+              </w:rPr>
               <w:t>Source</w:t>
             </w:r>
           </w:p>
@@ -1352,6 +1447,9 @@
           </w:tcPr>
           <w:p>
             <w:r>
+              <w:rPr>
+                <w:b/>
+              </w:rPr>
               <w:t>Destination</w:t>
             </w:r>
           </w:p>
@@ -1722,12 +1820,223 @@
         </w:tc>
       </w:tr>
     </w:tbl>
+    <w:p/>
     <w:p>
       <w:pPr>
         <w:pStyle w:val="Heading2"/>
       </w:pPr>
       <w:r>
-        <w:t>NAT (dynamic PAT)</w:t>
+        <w:t>4.5  Network address translation</w:t>
+      </w:r>
+    </w:p>
+    <w:p>
+      <w:pPr>
+        <w:spacing w:after="120"/>
+      </w:pPr>
+      <w:r>
+        <w:t>Three dynamic PAT rules hide each internal VLAN behind the outside interface address. Because every rule targets the outside interface, inter-VLAN traffic matches none of them and is routed untranslated.</w:t>
+      </w:r>
+    </w:p>
+    <w:tbl>
+      <w:tblPr>
+        <w:tblStyle w:val="LightGrid-Accent1"/>
+        <w:tblW w:type="auto" w:w="0"/>
+        <w:tblLook w:firstColumn="1" w:firstRow="1" w:lastColumn="0" w:lastRow="0" w:noHBand="0" w:noVBand="1" w:val="04A0"/>
+      </w:tblPr>
+      <w:tblGrid>
+        <w:gridCol w:w="2160"/>
+        <w:gridCol w:w="2160"/>
+        <w:gridCol w:w="2160"/>
+        <w:gridCol w:w="2160"/>
+      </w:tblGrid>
+      <w:tr>
+        <w:tc>
+          <w:tcPr>
+            <w:tcW w:type="dxa" w:w="2160"/>
+          </w:tcPr>
+          <w:p>
+            <w:r>
+              <w:rPr>
+                <w:b/>
+              </w:rPr>
+              <w:t>Rule</w:t>
+            </w:r>
+          </w:p>
+        </w:tc>
+        <w:tc>
+          <w:tcPr>
+            <w:tcW w:type="dxa" w:w="2160"/>
+          </w:tcPr>
+          <w:p>
+            <w:r>
+              <w:rPr>
+                <w:b/>
+              </w:rPr>
+              <w:t>Original source</w:t>
+            </w:r>
+          </w:p>
+        </w:tc>
+        <w:tc>
+          <w:tcPr>
+            <w:tcW w:type="dxa" w:w="2160"/>
+          </w:tcPr>
+          <w:p>
+            <w:r>
+              <w:rPr>
+                <w:b/>
+              </w:rPr>
+              <w:t>Egress interface</w:t>
+            </w:r>
+          </w:p>
+        </w:tc>
+        <w:tc>
+          <w:tcPr>
+            <w:tcW w:type="dxa" w:w="2160"/>
+          </w:tcPr>
+          <w:p>
+            <w:r>
+              <w:rPr>
+                <w:b/>
+              </w:rPr>
+              <w:t>Translation</w:t>
+            </w:r>
+          </w:p>
+        </w:tc>
+      </w:tr>
+      <w:tr>
+        <w:tc>
+          <w:tcPr>
+            <w:tcW w:type="dxa" w:w="2160"/>
+          </w:tcPr>
+          <w:p>
+            <w:r>
+              <w:t>pat-users</w:t>
+            </w:r>
+          </w:p>
+        </w:tc>
+        <w:tc>
+          <w:tcPr>
+            <w:tcW w:type="dxa" w:w="2160"/>
+          </w:tcPr>
+          <w:p>
+            <w:r>
+              <w:t>net-users</w:t>
+            </w:r>
+          </w:p>
+        </w:tc>
+        <w:tc>
+          <w:tcPr>
+            <w:tcW w:type="dxa" w:w="2160"/>
+          </w:tcPr>
+          <w:p>
+            <w:r>
+              <w:t>outside</w:t>
+            </w:r>
+          </w:p>
+        </w:tc>
+        <w:tc>
+          <w:tcPr>
+            <w:tcW w:type="dxa" w:w="2160"/>
+          </w:tcPr>
+          <w:p>
+            <w:r>
+              <w:t>dynamic PAT (interface)</w:t>
+            </w:r>
+          </w:p>
+        </w:tc>
+      </w:tr>
+      <w:tr>
+        <w:tc>
+          <w:tcPr>
+            <w:tcW w:type="dxa" w:w="2160"/>
+          </w:tcPr>
+          <w:p>
+            <w:r>
+              <w:t>pat-servers</w:t>
+            </w:r>
+          </w:p>
+        </w:tc>
+        <w:tc>
+          <w:tcPr>
+            <w:tcW w:type="dxa" w:w="2160"/>
+          </w:tcPr>
+          <w:p>
+            <w:r>
+              <w:t>net-servers</w:t>
+            </w:r>
+          </w:p>
+        </w:tc>
+        <w:tc>
+          <w:tcPr>
+            <w:tcW w:type="dxa" w:w="2160"/>
+          </w:tcPr>
+          <w:p>
+            <w:r>
+              <w:t>outside</w:t>
+            </w:r>
+          </w:p>
+        </w:tc>
+        <w:tc>
+          <w:tcPr>
+            <w:tcW w:type="dxa" w:w="2160"/>
+          </w:tcPr>
+          <w:p>
+            <w:r>
+              <w:t>dynamic PAT (interface)</w:t>
+            </w:r>
+          </w:p>
+        </w:tc>
+      </w:tr>
+      <w:tr>
+        <w:tc>
+          <w:tcPr>
+            <w:tcW w:type="dxa" w:w="2160"/>
+          </w:tcPr>
+          <w:p>
+            <w:r>
+              <w:t>pat-wifi</w:t>
+            </w:r>
+          </w:p>
+        </w:tc>
+        <w:tc>
+          <w:tcPr>
+            <w:tcW w:type="dxa" w:w="2160"/>
+          </w:tcPr>
+          <w:p>
+            <w:r>
+              <w:t>net-wifi</w:t>
+            </w:r>
+          </w:p>
+        </w:tc>
+        <w:tc>
+          <w:tcPr>
+            <w:tcW w:type="dxa" w:w="2160"/>
+          </w:tcPr>
+          <w:p>
+            <w:r>
+              <w:t>outside</w:t>
+            </w:r>
+          </w:p>
+        </w:tc>
+        <w:tc>
+          <w:tcPr>
+            <w:tcW w:type="dxa" w:w="2160"/>
+          </w:tcPr>
+          <w:p>
+            <w:r>
+              <w:t>dynamic PAT (interface)</w:t>
+            </w:r>
+          </w:p>
+        </w:tc>
+      </w:tr>
+    </w:tbl>
+    <w:p/>
+    <w:p>
+      <w:pPr>
+        <w:pStyle w:val="Heading2"/>
+      </w:pPr>
+      <w:r>
+        <w:t>4.6  DHCP services</w:t>
       </w:r>
     </w:p>
     <w:tbl>
@@ -1748,154 +2057,9 @@
           </w:tcPr>
           <w:p>
             <w:r>
-              <w:t>Rule</w:t>
-            </w:r>
-          </w:p>
-        </w:tc>
-        <w:tc>
-          <w:tcPr>
-            <w:tcW w:type="dxa" w:w="2880"/>
-          </w:tcPr>
-          <w:p>
-            <w:r>
-              <w:t>Source</w:t>
-            </w:r>
-          </w:p>
-        </w:tc>
-        <w:tc>
-          <w:tcPr>
-            <w:tcW w:type="dxa" w:w="2880"/>
-          </w:tcPr>
-          <w:p>
-            <w:r>
-              <w:t>Egress interface</w:t>
-            </w:r>
-          </w:p>
-        </w:tc>
-      </w:tr>
-      <w:tr>
-        <w:tc>
-          <w:tcPr>
-            <w:tcW w:type="dxa" w:w="2880"/>
-          </w:tcPr>
-          <w:p>
-            <w:r>
-              <w:t>pat-users</w:t>
-            </w:r>
-          </w:p>
-        </w:tc>
-        <w:tc>
-          <w:tcPr>
-            <w:tcW w:type="dxa" w:w="2880"/>
-          </w:tcPr>
-          <w:p>
-            <w:r>
-              <w:t>net-users</w:t>
-            </w:r>
-          </w:p>
-        </w:tc>
-        <w:tc>
-          <w:tcPr>
-            <w:tcW w:type="dxa" w:w="2880"/>
-          </w:tcPr>
-          <w:p>
-            <w:r>
-              <w:t>outside</w:t>
-            </w:r>
-          </w:p>
-        </w:tc>
-      </w:tr>
-      <w:tr>
-        <w:tc>
-          <w:tcPr>
-            <w:tcW w:type="dxa" w:w="2880"/>
-          </w:tcPr>
-          <w:p>
-            <w:r>
-              <w:t>pat-servers</w:t>
-            </w:r>
-          </w:p>
-        </w:tc>
-        <w:tc>
-          <w:tcPr>
-            <w:tcW w:type="dxa" w:w="2880"/>
-          </w:tcPr>
-          <w:p>
-            <w:r>
-              <w:t>net-servers</w:t>
-            </w:r>
-          </w:p>
-        </w:tc>
-        <w:tc>
-          <w:tcPr>
-            <w:tcW w:type="dxa" w:w="2880"/>
-          </w:tcPr>
-          <w:p>
-            <w:r>
-              <w:t>outside</w:t>
-            </w:r>
-          </w:p>
-        </w:tc>
-      </w:tr>
-      <w:tr>
-        <w:tc>
-          <w:tcPr>
-            <w:tcW w:type="dxa" w:w="2880"/>
-          </w:tcPr>
-          <w:p>
-            <w:r>
-              <w:t>pat-wifi</w:t>
-            </w:r>
-          </w:p>
-        </w:tc>
-        <w:tc>
-          <w:tcPr>
-            <w:tcW w:type="dxa" w:w="2880"/>
-          </w:tcPr>
-          <w:p>
-            <w:r>
-              <w:t>net-wifi</w:t>
-            </w:r>
-          </w:p>
-        </w:tc>
-        <w:tc>
-          <w:tcPr>
-            <w:tcW w:type="dxa" w:w="2880"/>
-          </w:tcPr>
-          <w:p>
-            <w:r>
-              <w:t>outside</w:t>
-            </w:r>
-          </w:p>
-        </w:tc>
-      </w:tr>
-    </w:tbl>
-    <w:p>
-      <w:pPr>
-        <w:pStyle w:val="Heading2"/>
-      </w:pPr>
-      <w:r>
-        <w:t>DHCP servers</w:t>
-      </w:r>
-    </w:p>
-    <w:tbl>
-      <w:tblPr>
-        <w:tblStyle w:val="LightGrid-Accent1"/>
-        <w:tblW w:type="auto" w:w="0"/>
-        <w:tblLook w:firstColumn="1" w:firstRow="1" w:lastColumn="0" w:lastRow="0" w:noHBand="0" w:noVBand="1" w:val="04A0"/>
-      </w:tblPr>
-      <w:tblGrid>
-        <w:gridCol w:w="2880"/>
-        <w:gridCol w:w="2880"/>
-        <w:gridCol w:w="2880"/>
-      </w:tblGrid>
-      <w:tr>
-        <w:tc>
-          <w:tcPr>
-            <w:tcW w:type="dxa" w:w="2880"/>
-          </w:tcPr>
-          <w:p>
-            <w:r>
+              <w:rPr>
+                <w:b/>
+              </w:rPr>
               <w:t>Interface</w:t>
             </w:r>
           </w:p>
@@ -1906,6 +2070,9 @@
           </w:tcPr>
           <w:p>
             <w:r>
+              <w:rPr>
+                <w:b/>
+              </w:rPr>
               <w:t>Pool</w:t>
             </w:r>
           </w:p>
@@ -1916,6 +2083,9 @@
           </w:tcPr>
           <w:p>
             <w:r>
+              <w:rPr>
+                <w:b/>
+              </w:rPr>
               <w:t>Enabled</w:t>
             </w:r>
           </w:p>
@@ -2018,17 +2188,1213 @@
         </w:tc>
       </w:tr>
     </w:tbl>
+    <w:p/>
+    <w:p>
+      <w:pPr>
+        <w:spacing w:after="120"/>
+      </w:pPr>
+      <w:r>
+        <w:t>Clients receive DNS 8.8.8.8 directly, so the firewall is not a resolver for the data VLANs.</w:t>
+      </w:r>
+    </w:p>
     <w:p>
       <w:pPr>
         <w:pStyle w:val="Heading2"/>
       </w:pPr>
       <w:r>
-        <w:t>Verification</w:t>
+        <w:t>4.7  Management access</w:t>
       </w:r>
     </w:p>
     <w:p>
+      <w:pPr>
+        <w:spacing w:after="120"/>
+      </w:pPr>
       <w:r>
-        <w:t>Both devices read live from the NetAuto host on VLAN 10 (10.10.10.20): the FortiSwitch over SSH at 10.10.10.12, the FTD over the FDM REST API in-band at 10.10.10.1. Internet egress still waits on the WAN link (Ethernet1/1) at the modem.</w:t>
+        <w:t>FDM is reachable two ways. The dedicated Management1/1 port (10.10.99.10) is the out-of-band path, normally left unplugged. In-band, FDM answers on the VLAN 10 interface, restricted to the automation host:</w:t>
+      </w:r>
+    </w:p>
+    <w:tbl>
+      <w:tblPr>
+        <w:tblStyle w:val="LightGrid-Accent1"/>
+        <w:tblW w:type="auto" w:w="0"/>
+        <w:tblLook w:firstColumn="1" w:firstRow="1" w:lastColumn="0" w:lastRow="0" w:noHBand="0" w:noVBand="1" w:val="04A0"/>
+      </w:tblPr>
+      <w:tblGrid>
+        <w:gridCol w:w="2880"/>
+        <w:gridCol w:w="2880"/>
+        <w:gridCol w:w="2880"/>
+      </w:tblGrid>
+      <w:tr>
+        <w:tc>
+          <w:tcPr>
+            <w:tcW w:type="dxa" w:w="2880"/>
+          </w:tcPr>
+          <w:p>
+            <w:r>
+              <w:rPr>
+                <w:b/>
+              </w:rPr>
+              <w:t>Interface</w:t>
+            </w:r>
+          </w:p>
+        </w:tc>
+        <w:tc>
+          <w:tcPr>
+            <w:tcW w:type="dxa" w:w="2880"/>
+          </w:tcPr>
+          <w:p>
+            <w:r>
+              <w:rPr>
+                <w:b/>
+              </w:rPr>
+              <w:t>Protocols</w:t>
+            </w:r>
+          </w:p>
+        </w:tc>
+        <w:tc>
+          <w:tcPr>
+            <w:tcW w:type="dxa" w:w="2880"/>
+          </w:tcPr>
+          <w:p>
+            <w:r>
+              <w:rPr>
+                <w:b/>
+              </w:rPr>
+              <w:t>Allowed sources</w:t>
+            </w:r>
+          </w:p>
+        </w:tc>
+      </w:tr>
+      <w:tr>
+        <w:tc>
+          <w:tcPr>
+            <w:tcW w:type="dxa" w:w="2880"/>
+          </w:tcPr>
+          <w:p>
+            <w:r>
+              <w:t>users</w:t>
+            </w:r>
+          </w:p>
+        </w:tc>
+        <w:tc>
+          <w:tcPr>
+            <w:tcW w:type="dxa" w:w="2880"/>
+          </w:tcPr>
+          <w:p>
+            <w:r>
+              <w:t>HTTPS, SSH</w:t>
+            </w:r>
+          </w:p>
+        </w:tc>
+        <w:tc>
+          <w:tcPr>
+            <w:tcW w:type="dxa" w:w="2880"/>
+          </w:tcPr>
+          <w:p>
+            <w:r>
+              <w:t>host-netauto</w:t>
+            </w:r>
+          </w:p>
+        </w:tc>
+      </w:tr>
+      <w:tr>
+        <w:tc>
+          <w:tcPr>
+            <w:tcW w:type="dxa" w:w="2880"/>
+          </w:tcPr>
+          <w:p>
+            <w:r>
+              <w:t>inside</w:t>
+            </w:r>
+          </w:p>
+        </w:tc>
+        <w:tc>
+          <w:tcPr>
+            <w:tcW w:type="dxa" w:w="2880"/>
+          </w:tcPr>
+          <w:p>
+            <w:r>
+              <w:t>HTTPS</w:t>
+            </w:r>
+          </w:p>
+        </w:tc>
+        <w:tc>
+          <w:tcPr>
+            <w:tcW w:type="dxa" w:w="2880"/>
+          </w:tcPr>
+          <w:p>
+            <w:r>
+              <w:t>any-ipv4, any-ipv6</w:t>
+            </w:r>
+          </w:p>
+        </w:tc>
+      </w:tr>
+    </w:tbl>
+    <w:p/>
+    <w:p>
+      <w:pPr>
+        <w:pStyle w:val="Heading1"/>
+      </w:pPr>
+      <w:r>
+        <w:t>5  FortiSwitch 108F — access switch</w:t>
+      </w:r>
+    </w:p>
+    <w:p>
+      <w:pPr>
+        <w:spacing w:after="120"/>
+      </w:pPr>
+      <w:r>
+        <w:t>Model FortiSwitch-108F, software FortiSwitchOS 7.2.7, hostname fsw-access-01, serial (redacted), standalone mode. Managed by netauto as inventory device fsw-access-01 and reached over SSH at 10.10.10.12; its running configuration and compliance audit below are read live by the toolkit.</w:t>
+      </w:r>
+    </w:p>
+    <w:p>
+      <w:pPr>
+        <w:pStyle w:val="Heading2"/>
+      </w:pPr>
+      <w:r>
+        <w:t>5.1  VLANs</w:t>
+      </w:r>
+    </w:p>
+    <w:tbl>
+      <w:tblPr>
+        <w:tblStyle w:val="LightGrid-Accent1"/>
+        <w:tblW w:type="auto" w:w="0"/>
+        <w:tblLook w:firstColumn="1" w:firstRow="1" w:lastColumn="0" w:lastRow="0" w:noHBand="0" w:noVBand="1" w:val="04A0"/>
+      </w:tblPr>
+      <w:tblGrid>
+        <w:gridCol w:w="4320"/>
+        <w:gridCol w:w="4320"/>
+      </w:tblGrid>
+      <w:tr>
+        <w:tc>
+          <w:tcPr>
+            <w:tcW w:type="dxa" w:w="4320"/>
+          </w:tcPr>
+          <w:p>
+            <w:r>
+              <w:rPr>
+                <w:b/>
+              </w:rPr>
+              <w:t>VLAN</w:t>
+            </w:r>
+          </w:p>
+        </w:tc>
+        <w:tc>
+          <w:tcPr>
+            <w:tcW w:type="dxa" w:w="4320"/>
+          </w:tcPr>
+          <w:p>
+            <w:r>
+              <w:rPr>
+                <w:b/>
+              </w:rPr>
+              <w:t>Description</w:t>
+            </w:r>
+          </w:p>
+        </w:tc>
+      </w:tr>
+      <w:tr>
+        <w:tc>
+          <w:tcPr>
+            <w:tcW w:type="dxa" w:w="4320"/>
+          </w:tcPr>
+          <w:p>
+            <w:r>
+              <w:t>10</w:t>
+            </w:r>
+          </w:p>
+        </w:tc>
+        <w:tc>
+          <w:tcPr>
+            <w:tcW w:type="dxa" w:w="4320"/>
+          </w:tcPr>
+          <w:p>
+            <w:r>
+              <w:t>Users and management</w:t>
+            </w:r>
+          </w:p>
+        </w:tc>
+      </w:tr>
+      <w:tr>
+        <w:tc>
+          <w:tcPr>
+            <w:tcW w:type="dxa" w:w="4320"/>
+          </w:tcPr>
+          <w:p>
+            <w:r>
+              <w:t>20</w:t>
+            </w:r>
+          </w:p>
+        </w:tc>
+        <w:tc>
+          <w:tcPr>
+            <w:tcW w:type="dxa" w:w="4320"/>
+          </w:tcPr>
+          <w:p>
+            <w:r>
+              <w:t>Servers</w:t>
+            </w:r>
+          </w:p>
+        </w:tc>
+      </w:tr>
+      <w:tr>
+        <w:tc>
+          <w:tcPr>
+            <w:tcW w:type="dxa" w:w="4320"/>
+          </w:tcPr>
+          <w:p>
+            <w:r>
+              <w:t>30</w:t>
+            </w:r>
+          </w:p>
+        </w:tc>
+        <w:tc>
+          <w:tcPr>
+            <w:tcW w:type="dxa" w:w="4320"/>
+          </w:tcPr>
+          <w:p>
+            <w:r>
+              <w:t>WiFi</w:t>
+            </w:r>
+          </w:p>
+        </w:tc>
+      </w:tr>
+    </w:tbl>
+    <w:p/>
+    <w:p>
+      <w:pPr>
+        <w:pStyle w:val="Heading2"/>
+      </w:pPr>
+      <w:r>
+        <w:t>5.2  Ports and roles</w:t>
+      </w:r>
+    </w:p>
+    <w:p>
+      <w:pPr>
+        <w:spacing w:after="120"/>
+      </w:pPr>
+      <w:r>
+        <w:t>port1 is the trunk uplink to the firewall. port3 and port5 are user access ports on VLAN 10; port6 is a server on VLAN 20; port4 trunks the access point (VLAN 30 for the SSID, VLAN 10 for management). Access ports enable BPDU guard, since an end host should never send spanning-tree BPDUs. Ports 2, 7 and 8 are administratively down; port9 and port10 are the two SFP uplink ports, currently unused.</w:t>
+      </w:r>
+    </w:p>
+    <w:tbl>
+      <w:tblPr>
+        <w:tblStyle w:val="LightGrid-Accent1"/>
+        <w:tblW w:type="auto" w:w="0"/>
+        <w:tblLook w:firstColumn="1" w:firstRow="1" w:lastColumn="0" w:lastRow="0" w:noHBand="0" w:noVBand="1" w:val="04A0"/>
+      </w:tblPr>
+      <w:tblGrid>
+        <w:gridCol w:w="1728"/>
+        <w:gridCol w:w="1728"/>
+        <w:gridCol w:w="1728"/>
+        <w:gridCol w:w="1728"/>
+        <w:gridCol w:w="1728"/>
+      </w:tblGrid>
+      <w:tr>
+        <w:tc>
+          <w:tcPr>
+            <w:tcW w:type="dxa" w:w="1728"/>
+          </w:tcPr>
+          <w:p>
+            <w:r>
+              <w:rPr>
+                <w:b/>
+              </w:rPr>
+              <w:t>Port</w:t>
+            </w:r>
+          </w:p>
+        </w:tc>
+        <w:tc>
+          <w:tcPr>
+            <w:tcW w:type="dxa" w:w="1728"/>
+          </w:tcPr>
+          <w:p>
+            <w:r>
+              <w:rPr>
+                <w:b/>
+              </w:rPr>
+              <w:t>Type</w:t>
+            </w:r>
+          </w:p>
+        </w:tc>
+        <w:tc>
+          <w:tcPr>
+            <w:tcW w:type="dxa" w:w="1728"/>
+          </w:tcPr>
+          <w:p>
+            <w:r>
+              <w:rPr>
+                <w:b/>
+              </w:rPr>
+              <w:t>Description</w:t>
+            </w:r>
+          </w:p>
+        </w:tc>
+        <w:tc>
+          <w:tcPr>
+            <w:tcW w:type="dxa" w:w="1728"/>
+          </w:tcPr>
+          <w:p>
+            <w:r>
+              <w:rPr>
+                <w:b/>
+              </w:rPr>
+              <w:t>Role</w:t>
+            </w:r>
+          </w:p>
+        </w:tc>
+        <w:tc>
+          <w:tcPr>
+            <w:tcW w:type="dxa" w:w="1728"/>
+          </w:tcPr>
+          <w:p>
+            <w:r>
+              <w:rPr>
+                <w:b/>
+              </w:rPr>
+              <w:t>BPDU guard</w:t>
+            </w:r>
+          </w:p>
+        </w:tc>
+      </w:tr>
+      <w:tr>
+        <w:tc>
+          <w:tcPr>
+            <w:tcW w:type="dxa" w:w="1728"/>
+          </w:tcPr>
+          <w:p>
+            <w:r>
+              <w:t>port1</w:t>
+            </w:r>
+          </w:p>
+        </w:tc>
+        <w:tc>
+          <w:tcPr>
+            <w:tcW w:type="dxa" w:w="1728"/>
+          </w:tcPr>
+          <w:p>
+            <w:r>
+              <w:t>GE</w:t>
+            </w:r>
+          </w:p>
+        </w:tc>
+        <w:tc>
+          <w:tcPr>
+            <w:tcW w:type="dxa" w:w="1728"/>
+          </w:tcPr>
+          <w:p>
+            <w:r>
+              <w:t>Trunk to FTD Ethernet1/8</w:t>
+            </w:r>
+          </w:p>
+        </w:tc>
+        <w:tc>
+          <w:tcPr>
+            <w:tcW w:type="dxa" w:w="1728"/>
+          </w:tcPr>
+          <w:p>
+            <w:r>
+              <w:t>trunk (allowed 10,20,30)</w:t>
+            </w:r>
+          </w:p>
+        </w:tc>
+        <w:tc>
+          <w:tcPr>
+            <w:tcW w:type="dxa" w:w="1728"/>
+          </w:tcPr>
+          <w:p>
+            <w:r>
+              <w:t>—</w:t>
+            </w:r>
+          </w:p>
+        </w:tc>
+      </w:tr>
+      <w:tr>
+        <w:tc>
+          <w:tcPr>
+            <w:tcW w:type="dxa" w:w="1728"/>
+          </w:tcPr>
+          <w:p>
+            <w:r>
+              <w:t>port2</w:t>
+            </w:r>
+          </w:p>
+        </w:tc>
+        <w:tc>
+          <w:tcPr>
+            <w:tcW w:type="dxa" w:w="1728"/>
+          </w:tcPr>
+          <w:p>
+            <w:r>
+              <w:t>GE</w:t>
+            </w:r>
+          </w:p>
+        </w:tc>
+        <w:tc>
+          <w:tcPr>
+            <w:tcW w:type="dxa" w:w="1728"/>
+          </w:tcPr>
+          <w:p>
+            <w:r>
+              <w:t>—</w:t>
+            </w:r>
+          </w:p>
+        </w:tc>
+        <w:tc>
+          <w:tcPr>
+            <w:tcW w:type="dxa" w:w="1728"/>
+          </w:tcPr>
+          <w:p>
+            <w:r>
+              <w:t>disabled</w:t>
+            </w:r>
+          </w:p>
+        </w:tc>
+        <w:tc>
+          <w:tcPr>
+            <w:tcW w:type="dxa" w:w="1728"/>
+          </w:tcPr>
+          <w:p>
+            <w:r>
+              <w:t>—</w:t>
+            </w:r>
+          </w:p>
+        </w:tc>
+      </w:tr>
+      <w:tr>
+        <w:tc>
+          <w:tcPr>
+            <w:tcW w:type="dxa" w:w="1728"/>
+          </w:tcPr>
+          <w:p>
+            <w:r>
+              <w:t>port3</w:t>
+            </w:r>
+          </w:p>
+        </w:tc>
+        <w:tc>
+          <w:tcPr>
+            <w:tcW w:type="dxa" w:w="1728"/>
+          </w:tcPr>
+          <w:p>
+            <w:r>
+              <w:t>GE</w:t>
+            </w:r>
+          </w:p>
+        </w:tc>
+        <w:tc>
+          <w:tcPr>
+            <w:tcW w:type="dxa" w:w="1728"/>
+          </w:tcPr>
+          <w:p>
+            <w:r>
+              <w:t>—</w:t>
+            </w:r>
+          </w:p>
+        </w:tc>
+        <w:tc>
+          <w:tcPr>
+            <w:tcW w:type="dxa" w:w="1728"/>
+          </w:tcPr>
+          <w:p>
+            <w:r>
+              <w:t>access VLAN 10</w:t>
+            </w:r>
+          </w:p>
+        </w:tc>
+        <w:tc>
+          <w:tcPr>
+            <w:tcW w:type="dxa" w:w="1728"/>
+          </w:tcPr>
+          <w:p>
+            <w:r>
+              <w:t>yes</w:t>
+            </w:r>
+          </w:p>
+        </w:tc>
+      </w:tr>
+      <w:tr>
+        <w:tc>
+          <w:tcPr>
+            <w:tcW w:type="dxa" w:w="1728"/>
+          </w:tcPr>
+          <w:p>
+            <w:r>
+              <w:t>port4</w:t>
+            </w:r>
+          </w:p>
+        </w:tc>
+        <w:tc>
+          <w:tcPr>
+            <w:tcW w:type="dxa" w:w="1728"/>
+          </w:tcPr>
+          <w:p>
+            <w:r>
+              <w:t>GE</w:t>
+            </w:r>
+          </w:p>
+        </w:tc>
+        <w:tc>
+          <w:tcPr>
+            <w:tcW w:type="dxa" w:w="1728"/>
+          </w:tcPr>
+          <w:p>
+            <w:r>
+              <w:t>—</w:t>
+            </w:r>
+          </w:p>
+        </w:tc>
+        <w:tc>
+          <w:tcPr>
+            <w:tcW w:type="dxa" w:w="1728"/>
+          </w:tcPr>
+          <w:p>
+            <w:r>
+              <w:t>trunk (allowed 30)</w:t>
+            </w:r>
+          </w:p>
+        </w:tc>
+        <w:tc>
+          <w:tcPr>
+            <w:tcW w:type="dxa" w:w="1728"/>
+          </w:tcPr>
+          <w:p>
+            <w:r>
+              <w:t>—</w:t>
+            </w:r>
+          </w:p>
+        </w:tc>
+      </w:tr>
+      <w:tr>
+        <w:tc>
+          <w:tcPr>
+            <w:tcW w:type="dxa" w:w="1728"/>
+          </w:tcPr>
+          <w:p>
+            <w:r>
+              <w:t>port5</w:t>
+            </w:r>
+          </w:p>
+        </w:tc>
+        <w:tc>
+          <w:tcPr>
+            <w:tcW w:type="dxa" w:w="1728"/>
+          </w:tcPr>
+          <w:p>
+            <w:r>
+              <w:t>GE</w:t>
+            </w:r>
+          </w:p>
+        </w:tc>
+        <w:tc>
+          <w:tcPr>
+            <w:tcW w:type="dxa" w:w="1728"/>
+          </w:tcPr>
+          <w:p>
+            <w:r>
+              <w:t>—</w:t>
+            </w:r>
+          </w:p>
+        </w:tc>
+        <w:tc>
+          <w:tcPr>
+            <w:tcW w:type="dxa" w:w="1728"/>
+          </w:tcPr>
+          <w:p>
+            <w:r>
+              <w:t>access VLAN 10</w:t>
+            </w:r>
+          </w:p>
+        </w:tc>
+        <w:tc>
+          <w:tcPr>
+            <w:tcW w:type="dxa" w:w="1728"/>
+          </w:tcPr>
+          <w:p>
+            <w:r>
+              <w:t>yes</w:t>
+            </w:r>
+          </w:p>
+        </w:tc>
+      </w:tr>
+      <w:tr>
+        <w:tc>
+          <w:tcPr>
+            <w:tcW w:type="dxa" w:w="1728"/>
+          </w:tcPr>
+          <w:p>
+            <w:r>
+              <w:t>port6</w:t>
+            </w:r>
+          </w:p>
+        </w:tc>
+        <w:tc>
+          <w:tcPr>
+            <w:tcW w:type="dxa" w:w="1728"/>
+          </w:tcPr>
+          <w:p>
+            <w:r>
+              <w:t>GE</w:t>
+            </w:r>
+          </w:p>
+        </w:tc>
+        <w:tc>
+          <w:tcPr>
+            <w:tcW w:type="dxa" w:w="1728"/>
+          </w:tcPr>
+          <w:p>
+            <w:r>
+              <w:t>—</w:t>
+            </w:r>
+          </w:p>
+        </w:tc>
+        <w:tc>
+          <w:tcPr>
+            <w:tcW w:type="dxa" w:w="1728"/>
+          </w:tcPr>
+          <w:p>
+            <w:r>
+              <w:t>access VLAN 20</w:t>
+            </w:r>
+          </w:p>
+        </w:tc>
+        <w:tc>
+          <w:tcPr>
+            <w:tcW w:type="dxa" w:w="1728"/>
+          </w:tcPr>
+          <w:p>
+            <w:r>
+              <w:t>yes</w:t>
+            </w:r>
+          </w:p>
+        </w:tc>
+      </w:tr>
+      <w:tr>
+        <w:tc>
+          <w:tcPr>
+            <w:tcW w:type="dxa" w:w="1728"/>
+          </w:tcPr>
+          <w:p>
+            <w:r>
+              <w:t>port7</w:t>
+            </w:r>
+          </w:p>
+        </w:tc>
+        <w:tc>
+          <w:tcPr>
+            <w:tcW w:type="dxa" w:w="1728"/>
+          </w:tcPr>
+          <w:p>
+            <w:r>
+              <w:t>GE</w:t>
+            </w:r>
+          </w:p>
+        </w:tc>
+        <w:tc>
+          <w:tcPr>
+            <w:tcW w:type="dxa" w:w="1728"/>
+          </w:tcPr>
+          <w:p>
+            <w:r>
+              <w:t>—</w:t>
+            </w:r>
+          </w:p>
+        </w:tc>
+        <w:tc>
+          <w:tcPr>
+            <w:tcW w:type="dxa" w:w="1728"/>
+          </w:tcPr>
+          <w:p>
+            <w:r>
+              <w:t>disabled</w:t>
+            </w:r>
+          </w:p>
+        </w:tc>
+        <w:tc>
+          <w:tcPr>
+            <w:tcW w:type="dxa" w:w="1728"/>
+          </w:tcPr>
+          <w:p>
+            <w:r>
+              <w:t>—</w:t>
+            </w:r>
+          </w:p>
+        </w:tc>
+      </w:tr>
+      <w:tr>
+        <w:tc>
+          <w:tcPr>
+            <w:tcW w:type="dxa" w:w="1728"/>
+          </w:tcPr>
+          <w:p>
+            <w:r>
+              <w:t>port8</w:t>
+            </w:r>
+          </w:p>
+        </w:tc>
+        <w:tc>
+          <w:tcPr>
+            <w:tcW w:type="dxa" w:w="1728"/>
+          </w:tcPr>
+          <w:p>
+            <w:r>
+              <w:t>GE</w:t>
+            </w:r>
+          </w:p>
+        </w:tc>
+        <w:tc>
+          <w:tcPr>
+            <w:tcW w:type="dxa" w:w="1728"/>
+          </w:tcPr>
+          <w:p>
+            <w:r>
+              <w:t>—</w:t>
+            </w:r>
+          </w:p>
+        </w:tc>
+        <w:tc>
+          <w:tcPr>
+            <w:tcW w:type="dxa" w:w="1728"/>
+          </w:tcPr>
+          <w:p>
+            <w:r>
+              <w:t>disabled</w:t>
+            </w:r>
+          </w:p>
+        </w:tc>
+        <w:tc>
+          <w:tcPr>
+            <w:tcW w:type="dxa" w:w="1728"/>
+          </w:tcPr>
+          <w:p>
+            <w:r>
+              <w:t>—</w:t>
+            </w:r>
+          </w:p>
+        </w:tc>
+      </w:tr>
+      <w:tr>
+        <w:tc>
+          <w:tcPr>
+            <w:tcW w:type="dxa" w:w="1728"/>
+          </w:tcPr>
+          <w:p>
+            <w:r>
+              <w:t>port9</w:t>
+            </w:r>
+          </w:p>
+        </w:tc>
+        <w:tc>
+          <w:tcPr>
+            <w:tcW w:type="dxa" w:w="1728"/>
+          </w:tcPr>
+          <w:p>
+            <w:r>
+              <w:t>SFP uplink</w:t>
+            </w:r>
+          </w:p>
+        </w:tc>
+        <w:tc>
+          <w:tcPr>
+            <w:tcW w:type="dxa" w:w="1728"/>
+          </w:tcPr>
+          <w:p>
+            <w:r>
+              <w:t>—</w:t>
+            </w:r>
+          </w:p>
+        </w:tc>
+        <w:tc>
+          <w:tcPr>
+            <w:tcW w:type="dxa" w:w="1728"/>
+          </w:tcPr>
+          <w:p>
+            <w:r>
+              <w:t>access VLAN 1</w:t>
+            </w:r>
+          </w:p>
+        </w:tc>
+        <w:tc>
+          <w:tcPr>
+            <w:tcW w:type="dxa" w:w="1728"/>
+          </w:tcPr>
+          <w:p>
+            <w:r>
+              <w:t>—</w:t>
+            </w:r>
+          </w:p>
+        </w:tc>
+      </w:tr>
+      <w:tr>
+        <w:tc>
+          <w:tcPr>
+            <w:tcW w:type="dxa" w:w="1728"/>
+          </w:tcPr>
+          <w:p>
+            <w:r>
+              <w:t>port10</w:t>
+            </w:r>
+          </w:p>
+        </w:tc>
+        <w:tc>
+          <w:tcPr>
+            <w:tcW w:type="dxa" w:w="1728"/>
+          </w:tcPr>
+          <w:p>
+            <w:r>
+              <w:t>SFP uplink</w:t>
+            </w:r>
+          </w:p>
+        </w:tc>
+        <w:tc>
+          <w:tcPr>
+            <w:tcW w:type="dxa" w:w="1728"/>
+          </w:tcPr>
+          <w:p>
+            <w:r>
+              <w:t>—</w:t>
+            </w:r>
+          </w:p>
+        </w:tc>
+        <w:tc>
+          <w:tcPr>
+            <w:tcW w:type="dxa" w:w="1728"/>
+          </w:tcPr>
+          <w:p>
+            <w:r>
+              <w:t>access VLAN 1</w:t>
+            </w:r>
+          </w:p>
+        </w:tc>
+        <w:tc>
+          <w:tcPr>
+            <w:tcW w:type="dxa" w:w="1728"/>
+          </w:tcPr>
+          <w:p>
+            <w:r>
+              <w:t>—</w:t>
+            </w:r>
+          </w:p>
+        </w:tc>
+      </w:tr>
+    </w:tbl>
+    <w:p/>
+    <w:p>
+      <w:pPr>
+        <w:pStyle w:val="Heading2"/>
+      </w:pPr>
+      <w:r>
+        <w:t>5.3  In-band management interface</w:t>
+      </w:r>
+    </w:p>
+    <w:p>
+      <w:pPr>
+        <w:spacing w:after="120"/>
+      </w:pPr>
+      <w:r>
+        <w:t>The internal management interface holds 10.10.10.12 255.255.255.0 and is bound to VLAN 10 (native-vlan 10), reachable for ping https ssh snmp. The default route points at the firewall's VLAN 10 gateway, 10.10.10.1.</w:t>
+      </w:r>
+    </w:p>
+    <w:p>
+      <w:pPr>
+        <w:pStyle w:val="Heading2"/>
+      </w:pPr>
+      <w:r>
+        <w:t>5.4  Administrative security, logging and time</w:t>
+      </w:r>
+    </w:p>
+    <w:p>
+      <w:pPr>
+        <w:spacing w:after="120"/>
+      </w:pPr>
+      <w:r>
+        <w:t>Administrative access is restricted to trusted host 10.10.10.20 — a /32, not the VLAN 10 subnet, so a shared management VLAN does not turn every user machine into an administrative source. Logs are sent to syslog at 10.10.10.20, and time is synchronised from NTP servers 216.239.35.0, 216.239.35.4.</w:t>
+      </w:r>
+    </w:p>
+    <w:p>
+      <w:pPr>
+        <w:pStyle w:val="Heading2"/>
+      </w:pPr>
+      <w:r>
+        <w:t>5.5  Compliance audit (netauto)</w:t>
+      </w:r>
+    </w:p>
+    <w:p>
+      <w:pPr>
+        <w:spacing w:after="120"/>
+      </w:pPr>
+      <w:r>
+        <w:t>netauto's vendor hardening ruleset, evaluated live against the running configuration: 5 pass, 0 fail. A clean result — telnet/HTTP management off, no default SNMP communities, admin idle timeout set, remote logging and a time source configured.</w:t>
+      </w:r>
+    </w:p>
+    <w:tbl>
+      <w:tblPr>
+        <w:tblStyle w:val="LightGrid-Accent1"/>
+        <w:tblW w:type="auto" w:w="0"/>
+        <w:tblLook w:firstColumn="1" w:firstRow="1" w:lastColumn="0" w:lastRow="0" w:noHBand="0" w:noVBand="1" w:val="04A0"/>
+      </w:tblPr>
+      <w:tblGrid>
+        <w:gridCol w:w="2880"/>
+        <w:gridCol w:w="2880"/>
+        <w:gridCol w:w="2880"/>
+      </w:tblGrid>
+      <w:tr>
+        <w:tc>
+          <w:tcPr>
+            <w:tcW w:type="dxa" w:w="2880"/>
+          </w:tcPr>
+          <w:p>
+            <w:r>
+              <w:rPr>
+                <w:b/>
+              </w:rPr>
+              <w:t>Rule</w:t>
+            </w:r>
+          </w:p>
+        </w:tc>
+        <w:tc>
+          <w:tcPr>
+            <w:tcW w:type="dxa" w:w="2880"/>
+          </w:tcPr>
+          <w:p>
+            <w:r>
+              <w:rPr>
+                <w:b/>
+              </w:rPr>
+              <w:t>Title</w:t>
+            </w:r>
+          </w:p>
+        </w:tc>
+        <w:tc>
+          <w:tcPr>
+            <w:tcW w:type="dxa" w:w="2880"/>
+          </w:tcPr>
+          <w:p>
+            <w:r>
+              <w:rPr>
+                <w:b/>
+              </w:rPr>
+              <w:t>Result</w:t>
+            </w:r>
+          </w:p>
+        </w:tc>
+      </w:tr>
+      <w:tr>
+        <w:tc>
+          <w:tcPr>
+            <w:tcW w:type="dxa" w:w="2880"/>
+          </w:tcPr>
+          <w:p>
+            <w:r>
+              <w:t>NA-030</w:t>
+            </w:r>
+          </w:p>
+        </w:tc>
+        <w:tc>
+          <w:tcPr>
+            <w:tcW w:type="dxa" w:w="2880"/>
+          </w:tcPr>
+          <w:p>
+            <w:r>
+              <w:t>Management interfaces do not allow telnet or HTTP</w:t>
+            </w:r>
+          </w:p>
+        </w:tc>
+        <w:tc>
+          <w:tcPr>
+            <w:tcW w:type="dxa" w:w="2880"/>
+          </w:tcPr>
+          <w:p>
+            <w:r>
+              <w:t>PASS</w:t>
+            </w:r>
+          </w:p>
+        </w:tc>
+      </w:tr>
+      <w:tr>
+        <w:tc>
+          <w:tcPr>
+            <w:tcW w:type="dxa" w:w="2880"/>
+          </w:tcPr>
+          <w:p>
+            <w:r>
+              <w:t>NA-100</w:t>
+            </w:r>
+          </w:p>
+        </w:tc>
+        <w:tc>
+          <w:tcPr>
+            <w:tcW w:type="dxa" w:w="2880"/>
+          </w:tcPr>
+          <w:p>
+            <w:r>
+              <w:t>No default SNMP community strings</w:t>
+            </w:r>
+          </w:p>
+        </w:tc>
+        <w:tc>
+          <w:tcPr>
+            <w:tcW w:type="dxa" w:w="2880"/>
+          </w:tcPr>
+          <w:p>
+            <w:r>
+              <w:t>PASS</w:t>
+            </w:r>
+          </w:p>
+        </w:tc>
+      </w:tr>
+      <w:tr>
+        <w:tc>
+          <w:tcPr>
+            <w:tcW w:type="dxa" w:w="2880"/>
+          </w:tcPr>
+          <w:p>
+            <w:r>
+              <w:t>NA-102</w:t>
+            </w:r>
+          </w:p>
+        </w:tc>
+        <w:tc>
+          <w:tcPr>
+            <w:tcW w:type="dxa" w:w="2880"/>
+          </w:tcPr>
+          <w:p>
+            <w:r>
+              <w:t>Logs are sent off the device</w:t>
+            </w:r>
+          </w:p>
+        </w:tc>
+        <w:tc>
+          <w:tcPr>
+            <w:tcW w:type="dxa" w:w="2880"/>
+          </w:tcPr>
+          <w:p>
+            <w:r>
+              <w:t>PASS</w:t>
+            </w:r>
+          </w:p>
+        </w:tc>
+      </w:tr>
+      <w:tr>
+        <w:tc>
+          <w:tcPr>
+            <w:tcW w:type="dxa" w:w="2880"/>
+          </w:tcPr>
+          <w:p>
+            <w:r>
+              <w:t>NA-031</w:t>
+            </w:r>
+          </w:p>
+        </w:tc>
+        <w:tc>
+          <w:tcPr>
+            <w:tcW w:type="dxa" w:w="2880"/>
+          </w:tcPr>
+          <w:p>
+            <w:r>
+              <w:t>Admin idle timeout is configured</w:t>
+            </w:r>
+          </w:p>
+        </w:tc>
+        <w:tc>
+          <w:tcPr>
+            <w:tcW w:type="dxa" w:w="2880"/>
+          </w:tcPr>
+          <w:p>
+            <w:r>
+              <w:t>PASS</w:t>
+            </w:r>
+          </w:p>
+        </w:tc>
+      </w:tr>
+      <w:tr>
+        <w:tc>
+          <w:tcPr>
+            <w:tcW w:type="dxa" w:w="2880"/>
+          </w:tcPr>
+          <w:p>
+            <w:r>
+              <w:t>NA-101</w:t>
+            </w:r>
+          </w:p>
+        </w:tc>
+        <w:tc>
+          <w:tcPr>
+            <w:tcW w:type="dxa" w:w="2880"/>
+          </w:tcPr>
+          <w:p>
+            <w:r>
+              <w:t>A time source is configured</w:t>
+            </w:r>
+          </w:p>
+        </w:tc>
+        <w:tc>
+          <w:tcPr>
+            <w:tcW w:type="dxa" w:w="2880"/>
+          </w:tcPr>
+          <w:p>
+            <w:r>
+              <w:t>PASS</w:t>
+            </w:r>
+          </w:p>
+        </w:tc>
+      </w:tr>
+    </w:tbl>
+    <w:p/>
+    <w:p>
+      <w:pPr>
+        <w:pStyle w:val="Heading1"/>
+      </w:pPr>
+      <w:r>
+        <w:t>6  Management and automation</w:t>
+      </w:r>
+    </w:p>
+    <w:p>
+      <w:pPr>
+        <w:spacing w:after="120"/>
+      </w:pPr>
+      <w:r>
+        <w:t>The netauto host on VLAN 10 (10.10.10.20) reaches both devices from one position: the FortiSwitch over SSH and the firewall over the FDM REST API in-band. The FortiSwitch is a first-class netauto inventory device — discoverable, auditable, and documentable by the toolkit's own workflows. The firewall, lacking a driver, is configured and read through FDM's API directly.</w:t>
+      </w:r>
+    </w:p>
+    <w:p>
+      <w:pPr>
+        <w:pStyle w:val="Heading1"/>
+      </w:pPr>
+      <w:r>
+        <w:t>7  Verification and current status</w:t>
+      </w:r>
+    </w:p>
+    <w:p>
+      <w:pPr>
+        <w:spacing w:after="120"/>
+      </w:pPr>
+      <w:r>
+        <w:t>Both devices were read live for this document from the VLAN 10 management position. The FortiSwitch audits clean. The firewall's data plane is deployed with zero pending changes.</w:t>
+      </w:r>
+    </w:p>
+    <w:p>
+      <w:pPr>
+        <w:spacing w:after="120"/>
+      </w:pPr>
+      <w:r>
+        <w:t>Not yet verified end to end: inter-VLAN routing and client DHCP leases, which need a test client on a data port. Internet egress waits on the WAN link — Ethernet1/1 is configured for DHCP but the modem link is not yet up.</w:t>
+      </w:r>
+    </w:p>
+    <w:p>
+      <w:pPr>
+        <w:pStyle w:val="Heading2"/>
+      </w:pPr>
+      <w:r>
+        <w:t>Appendix — how this was collected</w:t>
+      </w:r>
+    </w:p>
+    <w:p>
+      <w:pPr>
+        <w:spacing w:after="120"/>
+      </w:pPr>
+      <w:r>
+        <w:t>FortiSwitch: netauto Network Documentation Maker and direct show commands over SSH (fortinet_cli driver). Firepower: FDM REST API (/api/fdm/latest) read in-band at https://10.10.10.1. Diagram: docs/netauto-lab-topology.drawio, editable in draw.io. No device was changed in producing this document.</w:t>
       </w:r>
     </w:p>
     <w:sectPr>
@@ -2404,6 +3770,10 @@
     <w:name w:val="Normal"/>
     <w:qFormat/>
     <w:rsid w:val="00FC693F"/>
+    <w:rPr>
+      <w:rFonts w:ascii="Calibri" w:hAnsi="Calibri"/>
+      <w:sz w:val="21"/>
+    </w:rPr>
   </w:style>
   <w:style w:type="paragraph" w:styleId="Header">
     <w:name w:val="header"/>
